--- a/lab1/LabReport_Nabeel-Sadiq_CS-007-A.docx
+++ b/lab1/LabReport_Nabeel-Sadiq_CS-007-A.docx
@@ -4,85 +4,78 @@
   <w:body>
     <w:p>
       <w:pPr>
-        <w:pStyle w:val="169"/>
+        <w:spacing w:after="80"/>
         <w:rPr>
-          <w:rFonts w:ascii="Arial" w:hAnsi="Arial" w:cs="Arial"/>
+          <w:rFonts w:hint="default"/>
+          <w:sz w:val="28"/>
+          <w:szCs w:val="28"/>
+          <w:lang w:val="en-US"/>
         </w:rPr>
       </w:pPr>
       <w:r>
         <w:rPr>
-          <w:rStyle w:val="35"/>
-          <w:rFonts w:ascii="Arial" w:hAnsi="Arial" w:cs="Arial"/>
+          <w:rFonts w:hint="default"/>
+          <w:b/>
+          <w:bCs/>
+          <w:sz w:val="28"/>
+          <w:szCs w:val="28"/>
+          <w:u w:val="single"/>
+          <w:lang w:val="en-US"/>
         </w:rPr>
-        <w:t>File Naming Format</w:t>
-      </w:r>
-    </w:p>
-    <w:p>
-      <w:pPr>
-        <w:pStyle w:val="169"/>
-        <w:rPr>
-          <w:rFonts w:ascii="Arial" w:hAnsi="Arial" w:cs="Arial"/>
-        </w:rPr>
-      </w:pPr>
-      <w:r>
-        <w:rPr>
-          <w:rFonts w:ascii="Arial" w:hAnsi="Arial" w:cs="Arial"/>
-        </w:rPr>
-        <w:t>Please save your document using the following format:</w:t>
-      </w:r>
-    </w:p>
-    <w:p>
-      <w:pPr>
-        <w:pStyle w:val="169"/>
-        <w:rPr>
-          <w:rStyle w:val="35"/>
-          <w:rFonts w:ascii="Arial" w:hAnsi="Arial" w:cs="Arial"/>
-        </w:rPr>
-      </w:pPr>
-      <w:r>
-        <w:rPr>
-          <w:rStyle w:val="35"/>
-          <w:rFonts w:ascii="Arial" w:hAnsi="Arial" w:cs="Arial"/>
-        </w:rPr>
-        <w:t>LabReport_Full Name_Roll Number</w:t>
-      </w:r>
-    </w:p>
-    <w:p>
-      <w:pPr>
-        <w:pStyle w:val="169"/>
-        <w:rPr>
-          <w:rFonts w:ascii="Arial" w:hAnsi="Arial" w:cs="Arial"/>
-        </w:rPr>
-      </w:pPr>
-      <w:r>
-        <w:rPr>
-          <w:rStyle w:val="35"/>
-          <w:rFonts w:ascii="Arial" w:hAnsi="Arial" w:cs="Arial"/>
-        </w:rPr>
-        <w:t>Example:</w:t>
+        <w:t>NAME:</w:t>
       </w:r>
       <w:r>
         <w:rPr>
-          <w:rFonts w:ascii="Arial" w:hAnsi="Arial" w:cs="Arial"/>
+          <w:rFonts w:hint="default"/>
+          <w:sz w:val="28"/>
+          <w:szCs w:val="28"/>
+          <w:lang w:val="en-US"/>
         </w:rPr>
-        <w:br w:type="textWrapping"/>
-      </w:r>
-      <w:r>
-        <w:rPr>
-          <w:rStyle w:val="20"/>
-          <w:rFonts w:ascii="Arial" w:hAnsi="Arial" w:cs="Arial"/>
-          <w:sz w:val="24"/>
-          <w:szCs w:val="24"/>
-        </w:rPr>
-        <w:t>LabReport_Muhammad Ali_CS-001</w:t>
+        <w:t xml:space="preserve"> Ch Muhammad Nabeel Sadiq</w:t>
       </w:r>
     </w:p>
     <w:p>
       <w:pPr>
         <w:spacing w:after="80"/>
+        <w:rPr>
+          <w:rFonts w:hint="default"/>
+          <w:sz w:val="28"/>
+          <w:szCs w:val="28"/>
+          <w:lang w:val="en-US"/>
+        </w:rPr>
       </w:pPr>
-      <w:bookmarkStart w:id="8" w:name="_GoBack"/>
-      <w:bookmarkEnd w:id="8"/>
+      <w:r>
+        <w:rPr>
+          <w:rFonts w:hint="default"/>
+          <w:b/>
+          <w:bCs/>
+          <w:sz w:val="28"/>
+          <w:szCs w:val="28"/>
+          <w:u w:val="single"/>
+          <w:lang w:val="en-US"/>
+        </w:rPr>
+        <w:t>DEPARTMENT:</w:t>
+      </w:r>
+      <w:r>
+        <w:rPr>
+          <w:rFonts w:hint="default"/>
+          <w:sz w:val="28"/>
+          <w:szCs w:val="28"/>
+          <w:lang w:val="en-US"/>
+        </w:rPr>
+        <w:t xml:space="preserve"> CS-07-A</w:t>
+      </w:r>
+    </w:p>
+    <w:p>
+      <w:pPr>
+        <w:spacing w:after="80"/>
+        <w:rPr>
+          <w:rFonts w:hint="default"/>
+          <w:sz w:val="28"/>
+          <w:szCs w:val="28"/>
+          <w:lang w:val="en-US"/>
+        </w:rPr>
+      </w:pPr>
     </w:p>
     <w:p>
       <w:pPr>
@@ -672,7 +665,16 @@
           <w:sz w:val="28"/>
           <w:szCs w:val="28"/>
         </w:rPr>
-        <w:t>Step 2: Paragraph Alignment and Line Spacing</w:t>
+        <w:t>Step 2: Paragraph Alignment and Line Spacin</w:t>
+      </w:r>
+      <w:bookmarkStart w:id="8" w:name="_GoBack"/>
+      <w:bookmarkEnd w:id="8"/>
+      <w:r>
+        <w:rPr>
+          <w:sz w:val="28"/>
+          <w:szCs w:val="28"/>
+        </w:rPr>
+        <w:t>g</w:t>
       </w:r>
       <w:bookmarkEnd w:id="3"/>
     </w:p>
@@ -808,14 +810,6 @@
         <w:gridCol w:w="9360"/>
       </w:tblGrid>
       <w:tr>
-        <w:tblPrEx>
-          <w:tblCellMar>
-            <w:top w:w="0" w:type="dxa"/>
-            <w:left w:w="108" w:type="dxa"/>
-            <w:bottom w:w="0" w:type="dxa"/>
-            <w:right w:w="108" w:type="dxa"/>
-          </w:tblCellMar>
-        </w:tblPrEx>
         <w:trPr>
           <w:jc w:val="center"/>
         </w:trPr>
@@ -1278,7 +1272,9 @@
         </w:tblBorders>
         <w:tblLayout w:type="autofit"/>
         <w:tblCellMar>
+          <w:top w:w="0" w:type="dxa"/>
           <w:left w:w="108" w:type="dxa"/>
+          <w:bottom w:w="0" w:type="dxa"/>
           <w:right w:w="108" w:type="dxa"/>
         </w:tblCellMar>
       </w:tblPr>
@@ -1298,7 +1294,9 @@
             <w:insideV w:val="single" w:color="auto" w:sz="4" w:space="0"/>
           </w:tblBorders>
           <w:tblCellMar>
+            <w:top w:w="0" w:type="dxa"/>
             <w:left w:w="108" w:type="dxa"/>
+            <w:bottom w:w="0" w:type="dxa"/>
             <w:right w:w="108" w:type="dxa"/>
           </w:tblCellMar>
         </w:tblPrEx>
@@ -1383,7 +1381,9 @@
             <w:insideV w:val="single" w:color="auto" w:sz="4" w:space="0"/>
           </w:tblBorders>
           <w:tblCellMar>
+            <w:top w:w="0" w:type="dxa"/>
             <w:left w:w="108" w:type="dxa"/>
+            <w:bottom w:w="0" w:type="dxa"/>
             <w:right w:w="108" w:type="dxa"/>
           </w:tblCellMar>
         </w:tblPrEx>
@@ -1468,7 +1468,9 @@
             <w:insideV w:val="single" w:color="auto" w:sz="4" w:space="0"/>
           </w:tblBorders>
           <w:tblCellMar>
+            <w:top w:w="0" w:type="dxa"/>
             <w:left w:w="108" w:type="dxa"/>
+            <w:bottom w:w="0" w:type="dxa"/>
             <w:right w:w="108" w:type="dxa"/>
           </w:tblCellMar>
         </w:tblPrEx>
@@ -1553,7 +1555,9 @@
             <w:insideV w:val="single" w:color="auto" w:sz="4" w:space="0"/>
           </w:tblBorders>
           <w:tblCellMar>
+            <w:top w:w="0" w:type="dxa"/>
             <w:left w:w="108" w:type="dxa"/>
+            <w:bottom w:w="0" w:type="dxa"/>
             <w:right w:w="108" w:type="dxa"/>
           </w:tblCellMar>
         </w:tblPrEx>
@@ -1926,22 +1930,6 @@
                       <a:ln w="6350">
                         <a:noFill/>
                       </a:ln>
-                      <a:extLst>
-                        <a:ext uri="{909E8E84-426E-40DD-AFC4-6F175D3DCCD1}">
-                          <a14:hiddenFill xmlns:a14="http://schemas.microsoft.com/office/drawing/2010/main">
-                            <a:solidFill>
-                              <a:schemeClr val="lt1"/>
-                            </a:solidFill>
-                          </a14:hiddenFill>
-                        </a:ext>
-                        <a:ext uri="{91240B29-F687-4F45-9708-019B960494DF}">
-                          <a14:hiddenLine xmlns:a14="http://schemas.microsoft.com/office/drawing/2010/main" w="6350">
-                            <a:solidFill>
-                              <a:prstClr val="black"/>
-                            </a:solidFill>
-                          </a14:hiddenLine>
-                        </a:ext>
-                      </a:extLst>
                     </wps:spPr>
                     <wps:style>
                       <a:lnRef idx="0">
@@ -1992,7 +1980,7 @@
         </mc:Choice>
         <mc:Fallback>
           <w:pict>
-            <v:shape id="_x0000_s1026" o:spid="_x0000_s1026" o:spt="202" type="#_x0000_t202" style="position:absolute;left:0pt;margin-top:0pt;height:144pt;width:144pt;mso-position-horizontal:right;mso-position-horizontal-relative:margin;mso-wrap-style:none;z-index:251659264;mso-width-relative:page;mso-height-relative:page;" filled="f" stroked="f" coordsize="21600,21600" o:gfxdata="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">
+            <v:shape id="_x0000_s1026" o:spid="_x0000_s1026" o:spt="202" type="#_x0000_t202" style="position:absolute;left:0pt;margin-top:0pt;height:144pt;width:144pt;mso-position-horizontal:right;mso-position-horizontal-relative:margin;mso-wrap-style:none;z-index:251659264;mso-width-relative:page;mso-height-relative:page;" filled="f" stroked="f" coordsize="21600,21600" o:gfxdata="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">
               <v:fill on="f" focussize="0,0"/>
               <v:stroke on="f" weight="0.5pt"/>
               <v:imagedata o:title=""/>
